--- a/Presentazione_TrenIno_v4.docx
+++ b/Presentazione_TrenIno_v4.docx
@@ -196,6 +196,7 @@
         <w:rPr>
           <w:sz w:val="28"/>
           <w:szCs w:val="28"/>
+          <w:u w:val="single"/>
         </w:rPr>
       </w:pPr>
       <w:r>
@@ -204,7 +205,43 @@
           <w:sz w:val="28"/>
           <w:szCs w:val="28"/>
         </w:rPr>
-        <w:t>Questa simulazione ferroviaria</w:t>
+        <w:t>Questo diorama ferroviario, chiamato “</w:t>
+      </w:r>
+      <w:proofErr w:type="spellStart"/>
+      <w:r>
+        <w:rPr>
+          <w:rFonts w:ascii="Calibri" w:hAnsi="Calibri"/>
+          <w:b/>
+          <w:bCs/>
+          <w:sz w:val="28"/>
+          <w:szCs w:val="28"/>
+        </w:rPr>
+        <w:t>DepotIno</w:t>
+      </w:r>
+      <w:proofErr w:type="spellEnd"/>
+      <w:r>
+        <w:rPr>
+          <w:rFonts w:ascii="Calibri" w:hAnsi="Calibri"/>
+          <w:sz w:val="28"/>
+          <w:szCs w:val="28"/>
+        </w:rPr>
+        <w:t xml:space="preserve">”, </w:t>
+      </w:r>
+      <w:r>
+        <w:rPr>
+          <w:rFonts w:ascii="Calibri" w:hAnsi="Calibri"/>
+          <w:sz w:val="28"/>
+          <w:szCs w:val="28"/>
+        </w:rPr>
+        <w:t>simula</w:t>
+      </w:r>
+      <w:r>
+        <w:rPr>
+          <w:rFonts w:ascii="Calibri" w:hAnsi="Calibri"/>
+          <w:sz w:val="28"/>
+          <w:szCs w:val="28"/>
+        </w:rPr>
+        <w:t xml:space="preserve"> un piccolo scalo ferroviario dove le 3 locomotive (rossa, gialla e verde) percorrono il tratto che va dall'officina al tunnel.</w:t>
       </w:r>
       <w:r>
         <w:rPr>
@@ -220,87 +257,55 @@
           <w:sz w:val="28"/>
           <w:szCs w:val="28"/>
         </w:rPr>
-        <w:t xml:space="preserve">gestisce </w:t>
-      </w:r>
-      <w:r>
-        <w:rPr>
-          <w:rFonts w:ascii="Calibri" w:hAnsi="Calibri"/>
-          <w:sz w:val="28"/>
-          <w:szCs w:val="28"/>
-        </w:rPr>
-        <w:t xml:space="preserve">le locomotive (rossa, gialla e verde) </w:t>
-      </w:r>
-      <w:r>
-        <w:rPr>
-          <w:rFonts w:ascii="Calibri" w:hAnsi="Calibri"/>
-          <w:sz w:val="28"/>
-          <w:szCs w:val="28"/>
-        </w:rPr>
-        <w:t>facendole</w:t>
-      </w:r>
-      <w:r>
-        <w:rPr>
-          <w:rFonts w:ascii="Calibri" w:hAnsi="Calibri"/>
-          <w:sz w:val="28"/>
-          <w:szCs w:val="28"/>
-        </w:rPr>
-        <w:t xml:space="preserve"> uscire dall’officina in maniera casuale</w:t>
-      </w:r>
-      <w:r>
-        <w:rPr>
-          <w:rFonts w:ascii="Calibri" w:hAnsi="Calibri"/>
-          <w:sz w:val="28"/>
-          <w:szCs w:val="28"/>
-        </w:rPr>
-        <w:t xml:space="preserve"> e per poi </w:t>
-      </w:r>
-      <w:r>
-        <w:rPr>
-          <w:rFonts w:ascii="Calibri" w:hAnsi="Calibri"/>
-          <w:sz w:val="28"/>
-          <w:szCs w:val="28"/>
-        </w:rPr>
-        <w:t>“nasconde</w:t>
-      </w:r>
-      <w:r>
-        <w:rPr>
-          <w:rFonts w:ascii="Calibri" w:hAnsi="Calibri"/>
-          <w:sz w:val="28"/>
-          <w:szCs w:val="28"/>
-        </w:rPr>
-        <w:t>rsi</w:t>
-      </w:r>
-      <w:r>
-        <w:rPr>
-          <w:rFonts w:ascii="Calibri" w:hAnsi="Calibri"/>
-          <w:sz w:val="28"/>
-          <w:szCs w:val="28"/>
-        </w:rPr>
-        <w:t xml:space="preserve">” nel tunnel </w:t>
-      </w:r>
-      <w:r>
-        <w:rPr>
-          <w:rFonts w:ascii="Calibri" w:hAnsi="Calibri"/>
-          <w:sz w:val="28"/>
-          <w:szCs w:val="28"/>
-        </w:rPr>
-        <w:t>ed infine</w:t>
-      </w:r>
-      <w:r>
-        <w:rPr>
-          <w:rFonts w:ascii="Calibri" w:hAnsi="Calibri"/>
-          <w:sz w:val="28"/>
-          <w:szCs w:val="28"/>
-        </w:rPr>
-        <w:t xml:space="preserve"> ri</w:t>
-      </w:r>
-      <w:r>
-        <w:rPr>
-          <w:rFonts w:ascii="Calibri" w:hAnsi="Calibri"/>
-          <w:sz w:val="28"/>
-          <w:szCs w:val="28"/>
-        </w:rPr>
-        <w:t>tornare</w:t>
+        <w:br/>
+      </w:r>
+      <w:r>
+        <w:rPr>
+          <w:rFonts w:ascii="Calibri" w:hAnsi="Calibri"/>
+          <w:sz w:val="28"/>
+          <w:szCs w:val="28"/>
+        </w:rPr>
+        <w:t>La partenza delle locomotive avviene in maniera casuale</w:t>
+      </w:r>
+      <w:r>
+        <w:rPr>
+          <w:rFonts w:ascii="Calibri" w:hAnsi="Calibri"/>
+          <w:sz w:val="28"/>
+          <w:szCs w:val="28"/>
+        </w:rPr>
+        <w:t xml:space="preserve"> e</w:t>
+      </w:r>
+      <w:r>
+        <w:rPr>
+          <w:rFonts w:ascii="Calibri" w:hAnsi="Calibri"/>
+          <w:sz w:val="28"/>
+          <w:szCs w:val="28"/>
+        </w:rPr>
+        <w:t xml:space="preserve"> una volta </w:t>
+      </w:r>
+      <w:r>
+        <w:rPr>
+          <w:rFonts w:ascii="Calibri" w:hAnsi="Calibri"/>
+          <w:sz w:val="28"/>
+          <w:szCs w:val="28"/>
+        </w:rPr>
+        <w:t xml:space="preserve">che </w:t>
+      </w:r>
+      <w:r>
+        <w:rPr>
+          <w:rFonts w:ascii="Calibri" w:hAnsi="Calibri"/>
+          <w:sz w:val="28"/>
+          <w:szCs w:val="28"/>
+        </w:rPr>
+        <w:t>una</w:t>
+      </w:r>
+      <w:r>
+        <w:rPr>
+          <w:rFonts w:ascii="Calibri" w:hAnsi="Calibri"/>
+          <w:sz w:val="28"/>
+          <w:szCs w:val="28"/>
+        </w:rPr>
+        <w:t xml:space="preserve"> locomotiva</w:t>
       </w:r>
       <w:r>
         <w:rPr>
@@ -316,23 +321,7 @@
           <w:sz w:val="28"/>
           <w:szCs w:val="28"/>
         </w:rPr>
-        <w:t>al proprio binario</w:t>
-      </w:r>
-      <w:r>
-        <w:rPr>
-          <w:rFonts w:ascii="Calibri" w:hAnsi="Calibri"/>
-          <w:sz w:val="28"/>
-          <w:szCs w:val="28"/>
-        </w:rPr>
-        <w:t>, simulando un</w:t>
-      </w:r>
-      <w:r>
-        <w:rPr>
-          <w:rFonts w:ascii="Calibri" w:hAnsi="Calibri"/>
-          <w:sz w:val="28"/>
-          <w:szCs w:val="28"/>
-        </w:rPr>
-        <w:t xml:space="preserve"> vero e proprio</w:t>
+        <w:t>arriverà</w:t>
       </w:r>
       <w:r>
         <w:rPr>
@@ -348,27 +337,73 @@
           <w:sz w:val="28"/>
           <w:szCs w:val="28"/>
         </w:rPr>
-        <w:t>scalo</w:t>
-      </w:r>
-      <w:r>
-        <w:rPr>
-          <w:rFonts w:ascii="Calibri" w:hAnsi="Calibri"/>
-          <w:sz w:val="28"/>
-          <w:szCs w:val="28"/>
-        </w:rPr>
-        <w:t xml:space="preserve"> ferroviario</w:t>
-      </w:r>
-      <w:r>
-        <w:rPr>
-          <w:rFonts w:ascii="Calibri" w:hAnsi="Calibri"/>
-          <w:sz w:val="28"/>
-          <w:szCs w:val="28"/>
-        </w:rPr>
-        <w:t xml:space="preserve">. </w:t>
-      </w:r>
-      <w:r>
-        <w:rPr>
-          <w:rFonts w:ascii="Calibri" w:hAnsi="Calibri"/>
+        <w:t>nel</w:t>
+      </w:r>
+      <w:r>
+        <w:rPr>
+          <w:rFonts w:ascii="Calibri" w:hAnsi="Calibri"/>
+          <w:sz w:val="28"/>
+          <w:szCs w:val="28"/>
+        </w:rPr>
+        <w:t xml:space="preserve"> tunnel si “nasconderà” per qualche secondo</w:t>
+      </w:r>
+      <w:r>
+        <w:rPr>
+          <w:rFonts w:ascii="Calibri" w:hAnsi="Calibri"/>
+          <w:sz w:val="28"/>
+          <w:szCs w:val="28"/>
+        </w:rPr>
+        <w:t xml:space="preserve"> (</w:t>
+      </w:r>
+      <w:r>
+        <w:rPr>
+          <w:rFonts w:ascii="Calibri" w:hAnsi="Calibri"/>
+          <w:sz w:val="28"/>
+          <w:szCs w:val="28"/>
+        </w:rPr>
+        <w:t xml:space="preserve">in modo da simulare l’uscita </w:t>
+      </w:r>
+      <w:r>
+        <w:rPr>
+          <w:rFonts w:ascii="Calibri" w:hAnsi="Calibri"/>
+          <w:sz w:val="28"/>
+          <w:szCs w:val="28"/>
+        </w:rPr>
+        <w:t>dallo scalo</w:t>
+      </w:r>
+      <w:r>
+        <w:rPr>
+          <w:rFonts w:ascii="Calibri" w:hAnsi="Calibri"/>
+          <w:sz w:val="28"/>
+          <w:szCs w:val="28"/>
+        </w:rPr>
+        <w:t>)</w:t>
+      </w:r>
+      <w:r>
+        <w:rPr>
+          <w:rFonts w:ascii="Calibri" w:hAnsi="Calibri"/>
+          <w:sz w:val="28"/>
+          <w:szCs w:val="28"/>
+        </w:rPr>
+        <w:t xml:space="preserve"> per poi ritornare al binario di partenza</w:t>
+      </w:r>
+      <w:r>
+        <w:rPr>
+          <w:rFonts w:ascii="Calibri" w:hAnsi="Calibri"/>
+          <w:sz w:val="28"/>
+          <w:szCs w:val="28"/>
+        </w:rPr>
+        <w:t>.</w:t>
+      </w:r>
+      <w:r>
+        <w:rPr>
+          <w:sz w:val="28"/>
+          <w:szCs w:val="28"/>
+        </w:rPr>
+        <w:t xml:space="preserve"> </w:t>
+      </w:r>
+      <w:r>
+        <w:rPr>
           <w:sz w:val="28"/>
           <w:szCs w:val="28"/>
         </w:rPr>
@@ -477,7 +512,23 @@
           <w:sz w:val="28"/>
           <w:szCs w:val="28"/>
         </w:rPr>
-        <w:t xml:space="preserve">gli scambi </w:t>
+        <w:t xml:space="preserve">gli </w:t>
+      </w:r>
+      <w:r>
+        <w:rPr>
+          <w:b/>
+          <w:bCs/>
+          <w:sz w:val="28"/>
+          <w:szCs w:val="28"/>
+        </w:rPr>
+        <w:t>scambi</w:t>
+      </w:r>
+      <w:r>
+        <w:rPr>
+          <w:sz w:val="28"/>
+          <w:szCs w:val="28"/>
+        </w:rPr>
+        <w:t xml:space="preserve"> </w:t>
       </w:r>
       <w:r>
         <w:rPr>
@@ -512,7 +563,51 @@
           <w:sz w:val="28"/>
           <w:szCs w:val="28"/>
         </w:rPr>
-        <w:t xml:space="preserve"> sensore che legge i colori posizionati sui binari, ad ogni colore è stato assegnato un </w:t>
+        <w:t xml:space="preserve"> </w:t>
+      </w:r>
+      <w:r>
+        <w:rPr>
+          <w:b/>
+          <w:bCs/>
+          <w:sz w:val="28"/>
+          <w:szCs w:val="28"/>
+        </w:rPr>
+        <w:t>sensore</w:t>
+      </w:r>
+      <w:r>
+        <w:rPr>
+          <w:sz w:val="28"/>
+          <w:szCs w:val="28"/>
+        </w:rPr>
+        <w:t xml:space="preserve"> che legge i colori </w:t>
+      </w:r>
+      <w:r>
+        <w:rPr>
+          <w:sz w:val="28"/>
+          <w:szCs w:val="28"/>
+        </w:rPr>
+        <w:t xml:space="preserve">dei mattoncini </w:t>
+      </w:r>
+      <w:r>
+        <w:rPr>
+          <w:sz w:val="28"/>
+          <w:szCs w:val="28"/>
+        </w:rPr>
+        <w:t xml:space="preserve">posizionati sui binari, ad ogni colore è stato </w:t>
+      </w:r>
+      <w:r>
+        <w:rPr>
+          <w:sz w:val="28"/>
+          <w:szCs w:val="28"/>
+        </w:rPr>
+        <w:t xml:space="preserve">poi </w:t>
+      </w:r>
+      <w:r>
+        <w:rPr>
+          <w:sz w:val="28"/>
+          <w:szCs w:val="28"/>
+        </w:rPr>
+        <w:t xml:space="preserve">assegnato un </w:t>
       </w:r>
       <w:r>
         <w:rPr>
@@ -526,7 +621,42 @@
           <w:sz w:val="28"/>
           <w:szCs w:val="28"/>
         </w:rPr>
-        <w:t>: fermati, inverti la direzione o spegniti. Nel caso</w:t>
+        <w:t xml:space="preserve"> preciso:</w:t>
+      </w:r>
+      <w:r>
+        <w:rPr>
+          <w:sz w:val="28"/>
+          <w:szCs w:val="28"/>
+        </w:rPr>
+        <w:t xml:space="preserve"> fermati, inverti la direzione o spegni</w:t>
+      </w:r>
+      <w:r>
+        <w:rPr>
+          <w:sz w:val="28"/>
+          <w:szCs w:val="28"/>
+        </w:rPr>
+        <w:t xml:space="preserve"> in treno</w:t>
+      </w:r>
+      <w:r>
+        <w:rPr>
+          <w:sz w:val="28"/>
+          <w:szCs w:val="28"/>
+        </w:rPr>
+        <w:t>.</w:t>
+      </w:r>
+      <w:r>
+        <w:rPr>
+          <w:sz w:val="28"/>
+          <w:szCs w:val="28"/>
+        </w:rPr>
+        <w:t xml:space="preserve"> </w:t>
+      </w:r>
+      <w:r>
+        <w:rPr>
+          <w:sz w:val="28"/>
+          <w:szCs w:val="28"/>
+        </w:rPr>
+        <w:t>Nel caso</w:t>
       </w:r>
       <w:r>
         <w:rPr>
@@ -568,7 +698,7 @@
           <w:sz w:val="28"/>
           <w:szCs w:val="28"/>
         </w:rPr>
-        <w:t>accompagna</w:t>
+        <w:t>direziona</w:t>
       </w:r>
       <w:r>
         <w:rPr>
@@ -596,7 +726,51 @@
           <w:sz w:val="28"/>
           <w:szCs w:val="28"/>
         </w:rPr>
-        <w:t xml:space="preserve"> in attesa del cambio batterie.</w:t>
+        <w:t xml:space="preserve"> in attesa del cambio </w:t>
+      </w:r>
+      <w:r>
+        <w:rPr>
+          <w:sz w:val="28"/>
+          <w:szCs w:val="28"/>
+        </w:rPr>
+        <w:t xml:space="preserve">delle </w:t>
+      </w:r>
+      <w:r>
+        <w:rPr>
+          <w:sz w:val="28"/>
+          <w:szCs w:val="28"/>
+        </w:rPr>
+        <w:t>batterie.</w:t>
+      </w:r>
+      <w:r>
+        <w:rPr>
+          <w:sz w:val="28"/>
+          <w:szCs w:val="28"/>
+        </w:rPr>
+        <w:t xml:space="preserve"> </w:t>
+      </w:r>
+      <w:r>
+        <w:rPr>
+          <w:sz w:val="28"/>
+          <w:szCs w:val="28"/>
+        </w:rPr>
+        <w:t xml:space="preserve">Nei pressi della casa cantoniera è presente un </w:t>
+      </w:r>
+      <w:r>
+        <w:rPr>
+          <w:b/>
+          <w:bCs/>
+          <w:sz w:val="28"/>
+          <w:szCs w:val="28"/>
+        </w:rPr>
+        <w:t>semaforo</w:t>
+      </w:r>
+      <w:r>
+        <w:rPr>
+          <w:sz w:val="28"/>
+          <w:szCs w:val="28"/>
+        </w:rPr>
+        <w:t xml:space="preserve"> che segnala la partenza della locomotiva.</w:t>
       </w:r>
     </w:p>
     <w:p>
@@ -612,7 +786,95 @@
           <w:sz w:val="28"/>
           <w:szCs w:val="28"/>
         </w:rPr>
-        <w:t>Il percorso che va dall’officina al tunnel attraversa un bosco, dove è possibile ascoltare il suono degli uccellini e dell’acqua che scorre nel ruscello. Per finire l’officina è stata illuminata per agevolare i lavori anche nelle ore notturne.</w:t>
+        <w:t>Il percorso che va dall’officina al tunnel attraversa un bosco, dove è possibile ascoltare il suono degli uccellini e dell’acqua che scorre nel ruscello.</w:t>
+      </w:r>
+      <w:r>
+        <w:rPr>
+          <w:rFonts w:ascii="Calibri" w:hAnsi="Calibri"/>
+          <w:sz w:val="28"/>
+          <w:szCs w:val="28"/>
+        </w:rPr>
+        <w:t xml:space="preserve"> </w:t>
+      </w:r>
+      <w:r>
+        <w:rPr>
+          <w:rFonts w:ascii="Calibri" w:hAnsi="Calibri"/>
+          <w:sz w:val="28"/>
+          <w:szCs w:val="28"/>
+        </w:rPr>
+        <w:t>Inoltre,</w:t>
+      </w:r>
+      <w:r>
+        <w:rPr>
+          <w:rFonts w:ascii="Calibri" w:hAnsi="Calibri"/>
+          <w:sz w:val="28"/>
+          <w:szCs w:val="28"/>
+        </w:rPr>
+        <w:t xml:space="preserve"> </w:t>
+      </w:r>
+      <w:r>
+        <w:rPr>
+          <w:rFonts w:ascii="Calibri" w:hAnsi="Calibri"/>
+          <w:sz w:val="28"/>
+          <w:szCs w:val="28"/>
+        </w:rPr>
+        <w:t>l</w:t>
+      </w:r>
+      <w:r>
+        <w:rPr>
+          <w:rFonts w:ascii="Calibri" w:hAnsi="Calibri"/>
+          <w:sz w:val="28"/>
+          <w:szCs w:val="28"/>
+        </w:rPr>
+        <w:t>’officina è stata</w:t>
+      </w:r>
+      <w:r>
+        <w:rPr>
+          <w:rFonts w:ascii="Calibri" w:hAnsi="Calibri"/>
+          <w:sz w:val="28"/>
+          <w:szCs w:val="28"/>
+        </w:rPr>
+        <w:t xml:space="preserve"> dotata di</w:t>
+      </w:r>
+      <w:r>
+        <w:rPr>
+          <w:rFonts w:ascii="Calibri" w:hAnsi="Calibri"/>
+          <w:sz w:val="28"/>
+          <w:szCs w:val="28"/>
+        </w:rPr>
+        <w:t xml:space="preserve"> illumina</w:t>
+      </w:r>
+      <w:r>
+        <w:rPr>
+          <w:rFonts w:ascii="Calibri" w:hAnsi="Calibri"/>
+          <w:sz w:val="28"/>
+          <w:szCs w:val="28"/>
+        </w:rPr>
+        <w:t>zione</w:t>
+      </w:r>
+      <w:r>
+        <w:rPr>
+          <w:rFonts w:ascii="Calibri" w:hAnsi="Calibri"/>
+          <w:sz w:val="28"/>
+          <w:szCs w:val="28"/>
+        </w:rPr>
+        <w:t xml:space="preserve"> per agevolare i lavori anche nelle ore </w:t>
+      </w:r>
+      <w:r>
+        <w:rPr>
+          <w:rFonts w:ascii="Calibri" w:hAnsi="Calibri"/>
+          <w:sz w:val="28"/>
+          <w:szCs w:val="28"/>
+        </w:rPr>
+        <w:t>serali</w:t>
+      </w:r>
+      <w:r>
+        <w:rPr>
+          <w:rFonts w:ascii="Calibri" w:hAnsi="Calibri"/>
+          <w:sz w:val="28"/>
+          <w:szCs w:val="28"/>
+        </w:rPr>
+        <w:t>.</w:t>
       </w:r>
     </w:p>
     <w:p>
@@ -683,6 +945,13 @@
           <w:sz w:val="28"/>
           <w:szCs w:val="28"/>
         </w:rPr>
+        <w:t xml:space="preserve">o </w:t>
+      </w:r>
+      <w:r>
+        <w:rPr>
+          <w:sz w:val="28"/>
+          <w:szCs w:val="28"/>
+        </w:rPr>
         <w:t>288</w:t>
       </w:r>
       <w:r>
@@ -727,7 +996,32 @@
           <w:sz w:val="28"/>
           <w:szCs w:val="28"/>
         </w:rPr>
-        <w:t>sto da più di 4.000 mattoncini, 3</w:t>
+        <w:t xml:space="preserve">sto da più di </w:t>
+      </w:r>
+      <w:r>
+        <w:rPr>
+          <w:b/>
+          <w:bCs/>
+          <w:sz w:val="28"/>
+          <w:szCs w:val="28"/>
+        </w:rPr>
+        <w:t>4.000</w:t>
+      </w:r>
+      <w:r>
+        <w:rPr>
+          <w:sz w:val="28"/>
+          <w:szCs w:val="28"/>
+        </w:rPr>
+        <w:t xml:space="preserve"> mattoncini, </w:t>
+      </w:r>
+      <w:r>
+        <w:rPr>
+          <w:b/>
+          <w:bCs/>
+          <w:sz w:val="28"/>
+          <w:szCs w:val="28"/>
+        </w:rPr>
+        <w:t>3</w:t>
       </w:r>
       <w:r>
         <w:rPr>
@@ -755,7 +1049,16 @@
           <w:sz w:val="28"/>
           <w:szCs w:val="28"/>
         </w:rPr>
-        <w:t>circa 25</w:t>
+        <w:t xml:space="preserve">circa </w:t>
+      </w:r>
+      <w:r>
+        <w:rPr>
+          <w:b/>
+          <w:bCs/>
+          <w:sz w:val="28"/>
+          <w:szCs w:val="28"/>
+        </w:rPr>
+        <w:t>25</w:t>
       </w:r>
       <w:r>
         <w:rPr>
@@ -764,15 +1067,13 @@
         </w:rPr>
         <w:t xml:space="preserve"> </w:t>
       </w:r>
-      <w:proofErr w:type="spellStart"/>
-      <w:r>
-        <w:rPr>
-          <w:sz w:val="28"/>
-          <w:szCs w:val="28"/>
-        </w:rPr>
-        <w:t>minifigure</w:t>
-      </w:r>
-      <w:proofErr w:type="spellEnd"/>
+      <w:r>
+        <w:rPr>
+          <w:sz w:val="28"/>
+          <w:szCs w:val="28"/>
+        </w:rPr>
+        <w:t>personaggi.</w:t>
+      </w:r>
       <w:r>
         <w:rPr>
           <w:sz w:val="28"/>
@@ -785,7 +1086,58 @@
           <w:sz w:val="28"/>
           <w:szCs w:val="28"/>
         </w:rPr>
-        <w:t xml:space="preserve">posizionato su 6 basi originali Lego® e </w:t>
+        <w:t xml:space="preserve">Composto interamente da pezzi </w:t>
+      </w:r>
+      <w:r>
+        <w:rPr>
+          <w:sz w:val="28"/>
+          <w:szCs w:val="28"/>
+        </w:rPr>
+        <w:t xml:space="preserve">originali </w:t>
+      </w:r>
+      <w:r>
+        <w:rPr>
+          <w:b/>
+          <w:bCs/>
+          <w:sz w:val="28"/>
+          <w:szCs w:val="28"/>
+        </w:rPr>
+        <w:t>Lego</w:t>
+      </w:r>
+      <w:r>
+        <w:rPr>
+          <w:sz w:val="28"/>
+          <w:szCs w:val="28"/>
+        </w:rPr>
+        <w:t xml:space="preserve">® </w:t>
+      </w:r>
+      <w:r>
+        <w:rPr>
+          <w:sz w:val="28"/>
+          <w:szCs w:val="28"/>
+        </w:rPr>
+        <w:t>e</w:t>
+      </w:r>
+      <w:r>
+        <w:rPr>
+          <w:sz w:val="28"/>
+          <w:szCs w:val="28"/>
+        </w:rPr>
+        <w:t xml:space="preserve"> </w:t>
+      </w:r>
+      <w:r>
+        <w:rPr>
+          <w:sz w:val="28"/>
+          <w:szCs w:val="28"/>
+        </w:rPr>
+        <w:t>interamente</w:t>
+      </w:r>
+      <w:r>
+        <w:rPr>
+          <w:sz w:val="28"/>
+          <w:szCs w:val="28"/>
+        </w:rPr>
+        <w:t xml:space="preserve"> </w:t>
       </w:r>
       <w:r>
         <w:rPr>
@@ -794,7 +1146,27 @@
           <w:sz w:val="28"/>
           <w:szCs w:val="28"/>
         </w:rPr>
-        <w:t>controllato da Arduino®</w:t>
+        <w:t xml:space="preserve">controllato da </w:t>
+      </w:r>
+      <w:r>
+        <w:rPr>
+          <w:rFonts w:ascii="Calibri" w:hAnsi="Calibri" w:cs="Calibri"/>
+          <w:b/>
+          <w:bCs/>
+          <w:color w:val="000000"/>
+          <w:sz w:val="28"/>
+          <w:szCs w:val="28"/>
+        </w:rPr>
+        <w:t>Arduino</w:t>
+      </w:r>
+      <w:r>
+        <w:rPr>
+          <w:rFonts w:ascii="Calibri" w:hAnsi="Calibri" w:cs="Calibri"/>
+          <w:color w:val="000000"/>
+          <w:sz w:val="28"/>
+          <w:szCs w:val="28"/>
+        </w:rPr>
+        <w:t>®</w:t>
       </w:r>
       <w:r>
         <w:rPr>
@@ -1124,21 +1496,35 @@
           <w:sz w:val="28"/>
           <w:szCs w:val="28"/>
         </w:rPr>
-        <w:t xml:space="preserve"> tecnica, mattoncini, binari e programmazione: un mix tra 2 mondi diversi che insieme posso creare avventure senza limiti per grandi e per piccini.</w:t>
-      </w:r>
-      <w:r>
-        <w:rPr>
-          <w:sz w:val="28"/>
-          <w:szCs w:val="28"/>
-        </w:rPr>
-        <w:br/>
-      </w:r>
-      <w:r>
-        <w:rPr>
-          <w:sz w:val="28"/>
-          <w:szCs w:val="28"/>
-        </w:rPr>
-        <w:br/>
+        <w:t xml:space="preserve"> tecnica, mattoncini, binari e </w:t>
+      </w:r>
+      <w:r>
+        <w:rPr>
+          <w:sz w:val="28"/>
+          <w:szCs w:val="28"/>
+        </w:rPr>
+        <w:t xml:space="preserve">righe di </w:t>
+      </w:r>
+      <w:r>
+        <w:rPr>
+          <w:sz w:val="28"/>
+          <w:szCs w:val="28"/>
+        </w:rPr>
+        <w:t>codice</w:t>
+      </w:r>
+      <w:r>
+        <w:rPr>
+          <w:sz w:val="28"/>
+          <w:szCs w:val="28"/>
+        </w:rPr>
+        <w:t>: un mix tra 2 mondi diversi che insieme posso creare avventure senza limiti</w:t>
+      </w:r>
+      <w:r>
+        <w:rPr>
+          <w:sz w:val="28"/>
+          <w:szCs w:val="28"/>
+        </w:rPr>
+        <w:t>.</w:t>
       </w:r>
       <w:r>
         <w:rPr>

--- a/Presentazione_TrenIno_v4.docx
+++ b/Presentazione_TrenIno_v4.docx
@@ -297,23 +297,15 @@
           <w:sz w:val="28"/>
           <w:szCs w:val="28"/>
         </w:rPr>
-        <w:t>una</w:t>
-      </w:r>
-      <w:r>
-        <w:rPr>
-          <w:rFonts w:ascii="Calibri" w:hAnsi="Calibri"/>
-          <w:sz w:val="28"/>
-          <w:szCs w:val="28"/>
-        </w:rPr>
-        <w:t xml:space="preserve"> locomotiva</w:t>
-      </w:r>
-      <w:r>
-        <w:rPr>
-          <w:rFonts w:ascii="Calibri" w:hAnsi="Calibri"/>
-          <w:sz w:val="28"/>
-          <w:szCs w:val="28"/>
-        </w:rPr>
-        <w:t xml:space="preserve"> </w:t>
+        <w:t xml:space="preserve">la </w:t>
+      </w:r>
+      <w:r>
+        <w:rPr>
+          <w:rFonts w:ascii="Calibri" w:hAnsi="Calibri"/>
+          <w:sz w:val="28"/>
+          <w:szCs w:val="28"/>
+        </w:rPr>
+        <w:t xml:space="preserve">locomotiva </w:t>
       </w:r>
       <w:r>
         <w:rPr>
@@ -770,7 +762,35 @@
           <w:sz w:val="28"/>
           <w:szCs w:val="28"/>
         </w:rPr>
-        <w:t xml:space="preserve"> che segnala la partenza della locomotiva.</w:t>
+        <w:t xml:space="preserve"> che segnala la partenza dell</w:t>
+      </w:r>
+      <w:r>
+        <w:rPr>
+          <w:sz w:val="28"/>
+          <w:szCs w:val="28"/>
+        </w:rPr>
+        <w:t>e</w:t>
+      </w:r>
+      <w:r>
+        <w:rPr>
+          <w:sz w:val="28"/>
+          <w:szCs w:val="28"/>
+        </w:rPr>
+        <w:t xml:space="preserve"> locomotiv</w:t>
+      </w:r>
+      <w:r>
+        <w:rPr>
+          <w:sz w:val="28"/>
+          <w:szCs w:val="28"/>
+        </w:rPr>
+        <w:t>e</w:t>
+      </w:r>
+      <w:r>
+        <w:rPr>
+          <w:sz w:val="28"/>
+          <w:szCs w:val="28"/>
+        </w:rPr>
+        <w:t>.</w:t>
       </w:r>
     </w:p>
     <w:p>
@@ -1086,7 +1106,7 @@
           <w:sz w:val="28"/>
           <w:szCs w:val="28"/>
         </w:rPr>
-        <w:t xml:space="preserve">Composto interamente da pezzi </w:t>
+        <w:t xml:space="preserve">Composto da pezzi </w:t>
       </w:r>
       <w:r>
         <w:rPr>
@@ -1496,7 +1516,21 @@
           <w:sz w:val="28"/>
           <w:szCs w:val="28"/>
         </w:rPr>
-        <w:t xml:space="preserve"> tecnica, mattoncini, binari e </w:t>
+        <w:t xml:space="preserve"> tecnica, mattoncini</w:t>
+      </w:r>
+      <w:r>
+        <w:rPr>
+          <w:sz w:val="28"/>
+          <w:szCs w:val="28"/>
+        </w:rPr>
+        <w:t xml:space="preserve"> </w:t>
+      </w:r>
+      <w:r>
+        <w:rPr>
+          <w:sz w:val="28"/>
+          <w:szCs w:val="28"/>
+        </w:rPr>
+        <w:t xml:space="preserve">e </w:t>
       </w:r>
       <w:r>
         <w:rPr>
@@ -1582,8 +1616,8 @@
       </w:r>
     </w:p>
     <w:sectPr>
-      <w:pgSz w:w="16838" w:h="11906" w:orient="landscape"/>
-      <w:pgMar w:top="720" w:right="720" w:bottom="720" w:left="720" w:header="708" w:footer="708" w:gutter="0"/>
+      <w:pgSz w:w="16838" w:h="11906" w:orient="landscape" w:code="9"/>
+      <w:pgMar w:top="720" w:right="720" w:bottom="720" w:left="720" w:header="709" w:footer="709" w:gutter="0"/>
       <w:cols w:space="708"/>
       <w:docGrid w:linePitch="360"/>
     </w:sectPr>
